--- a/testakten/arbeitsrecht-kuendigungsdrama-koerber-werk/20_schriftsatzkern_kuendigungsschutzklage_entwurf.docx
+++ b/testakten/arbeitsrecht-kuendigungsdrama-koerber-werk/20_schriftsatzkern_kuendigungsschutzklage_entwurf.docx
@@ -5,68 +5,104 @@
     <w:p>
       <w:pPr>
         <w:pStyle w:val="Heading1"/>
+        <w:spacing w:after="160" w:line="259" w:lineRule="auto"/>
       </w:pPr>
       <w:r>
         <w:rPr>
           <w:rFonts w:ascii="Times New Roman" w:hAnsi="Times New Roman"/>
+          <w:b/>
+          <w:sz w:val="28"/>
         </w:rPr>
         <w:t>Entwurf Klageschrift — Kündigungsschutzklage</w:t>
       </w:r>
     </w:p>
     <w:p>
       <w:pPr>
+        <w:spacing w:line="259" w:lineRule="auto" w:after="60"/>
         <w:jc w:val="left"/>
       </w:pPr>
       <w:r>
         <w:t>Stand: 07.06.2025. Noch nicht eingereicht. Einreichung geplant bis 09.06.2025 beim ArbG Frankfurt (Oder). Klagefrist: 12.06.2025 (§ 4 KSchG).</w:t>
       </w:r>
     </w:p>
-    <w:p/>
     <w:p>
       <w:pPr>
+        <w:spacing w:line="259" w:lineRule="auto" w:after="60"/>
+      </w:pPr>
+    </w:p>
+    <w:p>
+      <w:pPr>
+        <w:spacing w:before="120" w:after="60" w:line="259" w:lineRule="auto"/>
         <w:jc w:val="left"/>
       </w:pPr>
       <w:r>
         <w:rPr>
+          <w:rFonts w:ascii="Times New Roman" w:hAnsi="Times New Roman"/>
           <w:b/>
+          <w:sz w:val="22"/>
         </w:rPr>
         <w:t>Klotzkette Rechtsanwaltsgesellschaft mbH</w:t>
       </w:r>
     </w:p>
     <w:p>
       <w:pPr>
+        <w:spacing w:before="120" w:after="60" w:line="259" w:lineRule="auto"/>
         <w:jc w:val="left"/>
       </w:pPr>
       <w:r>
+        <w:rPr>
+          <w:rFonts w:ascii="Times New Roman" w:hAnsi="Times New Roman"/>
+          <w:b/>
+          <w:sz w:val="22"/>
+        </w:rPr>
         <w:t>Potsdamer Straße 96</w:t>
       </w:r>
     </w:p>
     <w:p>
       <w:pPr>
+        <w:spacing w:before="120" w:after="60" w:line="259" w:lineRule="auto"/>
         <w:jc w:val="left"/>
       </w:pPr>
       <w:r>
+        <w:rPr>
+          <w:rFonts w:ascii="Times New Roman" w:hAnsi="Times New Roman"/>
+          <w:b/>
+          <w:sz w:val="22"/>
+        </w:rPr>
         <w:t>10785 Berlin</w:t>
       </w:r>
     </w:p>
     <w:p>
       <w:pPr>
+        <w:spacing w:before="120" w:after="60" w:line="259" w:lineRule="auto"/>
         <w:jc w:val="left"/>
       </w:pPr>
       <w:r>
+        <w:rPr>
+          <w:rFonts w:ascii="Times New Roman" w:hAnsi="Times New Roman"/>
+          <w:b/>
+          <w:sz w:val="22"/>
+        </w:rPr>
         <w:t>Tel.: 030 / 88 92 47 - 0</w:t>
       </w:r>
     </w:p>
     <w:p>
       <w:pPr>
+        <w:spacing w:before="120" w:after="60" w:line="259" w:lineRule="auto"/>
         <w:jc w:val="left"/>
       </w:pPr>
       <w:r>
+        <w:rPr>
+          <w:rFonts w:ascii="Times New Roman" w:hAnsi="Times New Roman"/>
+          <w:b/>
+          <w:sz w:val="22"/>
+        </w:rPr>
         <w:t>Fax: 030 / 88 92 47 - 99</w:t>
       </w:r>
     </w:p>
     <w:p>
       <w:pPr>
+        <w:spacing w:line="259" w:lineRule="auto" w:after="60"/>
         <w:jc w:val="left"/>
       </w:pPr>
       <w:r>
@@ -75,6 +111,7 @@
     </w:p>
     <w:p>
       <w:pPr>
+        <w:spacing w:line="259" w:lineRule="auto" w:after="60"/>
         <w:jc w:val="left"/>
       </w:pPr>
       <w:r>
@@ -86,6 +123,7 @@
     </w:p>
     <w:p>
       <w:pPr>
+        <w:spacing w:line="259" w:lineRule="auto" w:after="60"/>
         <w:jc w:val="left"/>
       </w:pPr>
       <w:r>
@@ -94,6 +132,7 @@
     </w:p>
     <w:p>
       <w:pPr>
+        <w:spacing w:line="259" w:lineRule="auto" w:after="60"/>
         <w:jc w:val="left"/>
       </w:pPr>
       <w:r>
@@ -102,16 +141,22 @@
     </w:p>
     <w:p>
       <w:pPr>
+        <w:spacing w:line="259" w:lineRule="auto" w:after="60"/>
         <w:jc w:val="left"/>
       </w:pPr>
       <w:r>
         <w:t>Berlin, den 09.06.2025</w:t>
       </w:r>
     </w:p>
-    <w:p/>
     <w:p>
       <w:pPr>
+        <w:spacing w:line="259" w:lineRule="auto" w:after="60"/>
+      </w:pPr>
+    </w:p>
+    <w:p>
+      <w:pPr>
         <w:pStyle w:val="Heading1"/>
+        <w:spacing w:line="259" w:lineRule="auto" w:after="60"/>
       </w:pPr>
       <w:r>
         <w:rPr>
@@ -122,6 +167,7 @@
     </w:p>
     <w:p>
       <w:pPr>
+        <w:spacing w:line="259" w:lineRule="auto" w:after="60"/>
         <w:jc w:val="left"/>
       </w:pPr>
       <w:r>
@@ -130,6 +176,7 @@
     </w:p>
     <w:p>
       <w:pPr>
+        <w:spacing w:line="259" w:lineRule="auto" w:after="60"/>
         <w:jc w:val="left"/>
       </w:pPr>
       <w:r>
@@ -144,6 +191,7 @@
     </w:p>
     <w:p>
       <w:pPr>
+        <w:spacing w:line="259" w:lineRule="auto" w:after="60"/>
         <w:jc w:val="left"/>
       </w:pPr>
       <w:r>
@@ -152,6 +200,7 @@
     </w:p>
     <w:p>
       <w:pPr>
+        <w:spacing w:line="259" w:lineRule="auto" w:after="60"/>
         <w:jc w:val="left"/>
       </w:pPr>
       <w:r>
@@ -160,6 +209,7 @@
     </w:p>
     <w:p>
       <w:pPr>
+        <w:spacing w:line="259" w:lineRule="auto" w:after="60"/>
         <w:jc w:val="left"/>
       </w:pPr>
       <w:r>
@@ -168,6 +218,7 @@
     </w:p>
     <w:p>
       <w:pPr>
+        <w:spacing w:line="259" w:lineRule="auto" w:after="60"/>
         <w:jc w:val="left"/>
       </w:pPr>
       <w:r>
@@ -182,6 +233,7 @@
     </w:p>
     <w:p>
       <w:pPr>
+        <w:spacing w:line="259" w:lineRule="auto" w:after="60"/>
         <w:jc w:val="left"/>
       </w:pPr>
       <w:r>
@@ -190,6 +242,7 @@
     </w:p>
     <w:p>
       <w:pPr>
+        <w:spacing w:line="259" w:lineRule="auto" w:after="60"/>
         <w:jc w:val="left"/>
       </w:pPr>
       <w:r>
@@ -202,10 +255,15 @@
         <w:t>Kündigungsschutz, Weiterbeschäftigung, Urlaubsabgeltung, Entfristung</w:t>
       </w:r>
     </w:p>
-    <w:p/>
     <w:p>
       <w:pPr>
+        <w:spacing w:line="259" w:lineRule="auto" w:after="60"/>
+      </w:pPr>
+    </w:p>
+    <w:p>
+      <w:pPr>
         <w:pStyle w:val="Heading2"/>
+        <w:spacing w:line="259" w:lineRule="auto" w:after="60"/>
       </w:pPr>
       <w:r>
         <w:rPr>
@@ -216,6 +274,7 @@
     </w:p>
     <w:p>
       <w:pPr>
+        <w:spacing w:line="259" w:lineRule="auto" w:after="60"/>
         <w:jc w:val="left"/>
       </w:pPr>
       <w:r>
@@ -224,6 +283,7 @@
     </w:p>
     <w:p>
       <w:pPr>
+        <w:spacing w:line="259" w:lineRule="auto" w:after="60"/>
         <w:jc w:val="left"/>
       </w:pPr>
       <w:r>
@@ -235,6 +295,7 @@
     </w:p>
     <w:p>
       <w:pPr>
+        <w:spacing w:line="259" w:lineRule="auto" w:after="60"/>
         <w:jc w:val="left"/>
       </w:pPr>
       <w:r>
@@ -243,6 +304,7 @@
     </w:p>
     <w:p>
       <w:pPr>
+        <w:spacing w:line="259" w:lineRule="auto" w:after="60"/>
         <w:jc w:val="left"/>
       </w:pPr>
       <w:r>
@@ -254,6 +316,7 @@
     </w:p>
     <w:p>
       <w:pPr>
+        <w:spacing w:line="259" w:lineRule="auto" w:after="60"/>
         <w:jc w:val="left"/>
       </w:pPr>
       <w:r>
@@ -262,6 +325,7 @@
     </w:p>
     <w:p>
       <w:pPr>
+        <w:spacing w:line="259" w:lineRule="auto" w:after="60"/>
         <w:jc w:val="left"/>
       </w:pPr>
       <w:r>
@@ -273,6 +337,7 @@
     </w:p>
     <w:p>
       <w:pPr>
+        <w:spacing w:line="259" w:lineRule="auto" w:after="60"/>
         <w:jc w:val="left"/>
       </w:pPr>
       <w:r>
@@ -281,6 +346,7 @@
     </w:p>
     <w:p>
       <w:pPr>
+        <w:spacing w:line="259" w:lineRule="auto" w:after="60"/>
         <w:jc w:val="left"/>
       </w:pPr>
       <w:r>
@@ -292,6 +358,7 @@
     </w:p>
     <w:p>
       <w:pPr>
+        <w:spacing w:line="259" w:lineRule="auto" w:after="60"/>
         <w:jc w:val="left"/>
       </w:pPr>
       <w:r>
@@ -300,6 +367,7 @@
     </w:p>
     <w:p>
       <w:pPr>
+        <w:spacing w:line="259" w:lineRule="auto" w:after="60"/>
         <w:jc w:val="left"/>
       </w:pPr>
       <w:r>
@@ -311,6 +379,7 @@
     </w:p>
     <w:p>
       <w:pPr>
+        <w:spacing w:line="259" w:lineRule="auto" w:after="60"/>
         <w:jc w:val="left"/>
       </w:pPr>
       <w:r>
@@ -328,6 +397,7 @@
     </w:p>
     <w:p>
       <w:pPr>
+        <w:spacing w:line="259" w:lineRule="auto" w:after="60"/>
         <w:jc w:val="left"/>
       </w:pPr>
       <w:r>
@@ -339,6 +409,7 @@
     </w:p>
     <w:p>
       <w:pPr>
+        <w:spacing w:line="259" w:lineRule="auto" w:after="60"/>
         <w:jc w:val="left"/>
       </w:pPr>
       <w:r>
@@ -347,6 +418,7 @@
     </w:p>
     <w:p>
       <w:pPr>
+        <w:spacing w:line="259" w:lineRule="auto" w:after="60"/>
         <w:jc w:val="left"/>
       </w:pPr>
       <w:r>
@@ -358,16 +430,22 @@
     </w:p>
     <w:p>
       <w:pPr>
+        <w:spacing w:line="259" w:lineRule="auto" w:after="60"/>
         <w:jc w:val="left"/>
       </w:pPr>
       <w:r>
         <w:t>Die Beklagte trägt die Kosten des Rechtsstreits.</w:t>
       </w:r>
     </w:p>
-    <w:p/>
     <w:p>
       <w:pPr>
+        <w:spacing w:line="259" w:lineRule="auto" w:after="60"/>
+      </w:pPr>
+    </w:p>
+    <w:p>
+      <w:pPr>
         <w:pStyle w:val="Heading2"/>
+        <w:spacing w:line="259" w:lineRule="auto" w:after="60"/>
       </w:pPr>
       <w:r>
         <w:rPr>
@@ -378,6 +456,7 @@
     </w:p>
     <w:p>
       <w:pPr>
+        <w:spacing w:line="259" w:lineRule="auto" w:after="60"/>
         <w:jc w:val="left"/>
       </w:pPr>
       <w:r>
@@ -393,10 +472,15 @@
         <w:t>.</w:t>
       </w:r>
     </w:p>
-    <w:p/>
     <w:p>
       <w:pPr>
+        <w:spacing w:line="259" w:lineRule="auto" w:after="60"/>
+      </w:pPr>
+    </w:p>
+    <w:p>
+      <w:pPr>
         <w:pStyle w:val="Heading2"/>
+        <w:spacing w:line="259" w:lineRule="auto" w:after="60"/>
       </w:pPr>
       <w:r>
         <w:rPr>
@@ -408,6 +492,7 @@
     <w:p>
       <w:pPr>
         <w:pStyle w:val="Heading3"/>
+        <w:spacing w:line="259" w:lineRule="auto" w:after="60"/>
       </w:pPr>
       <w:r>
         <w:rPr>
@@ -418,6 +503,7 @@
     </w:p>
     <w:p>
       <w:pPr>
+        <w:spacing w:line="259" w:lineRule="auto" w:after="60"/>
         <w:jc w:val="left"/>
       </w:pPr>
       <w:r>
@@ -426,6 +512,7 @@
     </w:p>
     <w:p>
       <w:pPr>
+        <w:spacing w:line="259" w:lineRule="auto" w:after="60"/>
         <w:jc w:val="left"/>
       </w:pPr>
       <w:r>
@@ -435,6 +522,7 @@
     <w:p>
       <w:pPr>
         <w:pStyle w:val="Heading3"/>
+        <w:spacing w:line="259" w:lineRule="auto" w:after="60"/>
       </w:pPr>
       <w:r>
         <w:rPr>
@@ -445,6 +533,7 @@
     </w:p>
     <w:p>
       <w:pPr>
+        <w:spacing w:line="259" w:lineRule="auto" w:after="60"/>
         <w:jc w:val="left"/>
       </w:pPr>
       <w:r>
@@ -453,6 +542,7 @@
     </w:p>
     <w:p>
       <w:pPr>
+        <w:spacing w:line="259" w:lineRule="auto" w:after="60"/>
         <w:jc w:val="left"/>
       </w:pPr>
       <w:r>
@@ -461,6 +551,7 @@
     </w:p>
     <w:p>
       <w:pPr>
+        <w:spacing w:line="259" w:lineRule="auto" w:after="60"/>
         <w:jc w:val="left"/>
       </w:pPr>
       <w:r>
@@ -470,6 +561,7 @@
     <w:p>
       <w:pPr>
         <w:pStyle w:val="Heading3"/>
+        <w:spacing w:line="259" w:lineRule="auto" w:after="60"/>
       </w:pPr>
       <w:r>
         <w:rPr>
@@ -480,6 +572,7 @@
     </w:p>
     <w:p>
       <w:pPr>
+        <w:spacing w:line="259" w:lineRule="auto" w:after="60"/>
         <w:jc w:val="left"/>
       </w:pPr>
       <w:r>
@@ -488,6 +581,7 @@
     </w:p>
     <w:p>
       <w:pPr>
+        <w:spacing w:line="259" w:lineRule="auto" w:after="60"/>
         <w:jc w:val="left"/>
       </w:pPr>
       <w:r>
@@ -497,6 +591,7 @@
     <w:p>
       <w:pPr>
         <w:pStyle w:val="Heading3"/>
+        <w:spacing w:line="259" w:lineRule="auto" w:after="60"/>
       </w:pPr>
       <w:r>
         <w:rPr>
@@ -507,6 +602,7 @@
     </w:p>
     <w:p>
       <w:pPr>
+        <w:spacing w:line="259" w:lineRule="auto" w:after="60"/>
         <w:jc w:val="left"/>
       </w:pPr>
       <w:r>
@@ -515,6 +611,7 @@
     </w:p>
     <w:p>
       <w:pPr>
+        <w:spacing w:line="259" w:lineRule="auto" w:after="60"/>
         <w:jc w:val="left"/>
       </w:pPr>
       <w:r>
@@ -523,6 +620,7 @@
     </w:p>
     <w:p>
       <w:pPr>
+        <w:spacing w:line="259" w:lineRule="auto" w:after="60"/>
         <w:jc w:val="left"/>
       </w:pPr>
       <w:r>
@@ -532,6 +630,7 @@
     <w:p>
       <w:pPr>
         <w:pStyle w:val="Heading3"/>
+        <w:spacing w:line="259" w:lineRule="auto" w:after="60"/>
       </w:pPr>
       <w:r>
         <w:rPr>
@@ -542,6 +641,7 @@
     </w:p>
     <w:p>
       <w:pPr>
+        <w:spacing w:line="259" w:lineRule="auto" w:after="60"/>
         <w:jc w:val="left"/>
       </w:pPr>
       <w:r>
@@ -550,6 +650,7 @@
     </w:p>
     <w:p>
       <w:pPr>
+        <w:spacing w:line="259" w:lineRule="auto" w:after="60"/>
         <w:jc w:val="left"/>
       </w:pPr>
       <w:r>
@@ -558,16 +659,22 @@
     </w:p>
     <w:p>
       <w:pPr>
+        <w:spacing w:line="259" w:lineRule="auto" w:after="60"/>
         <w:jc w:val="left"/>
       </w:pPr>
       <w:r>
         <w:t>Beweis: Anhörungsschreiben (Anlage K 7); BR-Sitzungsprotokoll (Anlage K 8); BR-Widerspruch (Anlage K 9)</w:t>
       </w:r>
     </w:p>
-    <w:p/>
     <w:p>
       <w:pPr>
+        <w:spacing w:line="259" w:lineRule="auto" w:after="60"/>
+      </w:pPr>
+    </w:p>
+    <w:p>
+      <w:pPr>
         <w:pStyle w:val="Heading2"/>
+        <w:spacing w:line="259" w:lineRule="auto" w:after="60"/>
       </w:pPr>
       <w:r>
         <w:rPr>
@@ -579,6 +686,7 @@
     <w:p>
       <w:pPr>
         <w:pStyle w:val="Heading3"/>
+        <w:spacing w:line="259" w:lineRule="auto" w:after="60"/>
       </w:pPr>
       <w:r>
         <w:rPr>
@@ -589,6 +697,7 @@
     </w:p>
     <w:p>
       <w:pPr>
+        <w:spacing w:line="259" w:lineRule="auto" w:after="60"/>
         <w:jc w:val="left"/>
       </w:pPr>
       <w:r>
@@ -598,6 +707,7 @@
     <w:p>
       <w:pPr>
         <w:pStyle w:val="Heading3"/>
+        <w:spacing w:line="259" w:lineRule="auto" w:after="60"/>
       </w:pPr>
       <w:r>
         <w:rPr>
@@ -609,6 +719,7 @@
     <w:p>
       <w:pPr>
         <w:pStyle w:val="Heading3"/>
+        <w:spacing w:line="259" w:lineRule="auto" w:after="60"/>
       </w:pPr>
       <w:r>
         <w:rPr>
@@ -619,6 +730,7 @@
     </w:p>
     <w:p>
       <w:pPr>
+        <w:spacing w:line="259" w:lineRule="auto" w:after="60"/>
         <w:jc w:val="left"/>
       </w:pPr>
       <w:r>
@@ -628,6 +740,7 @@
     <w:p>
       <w:pPr>
         <w:pStyle w:val="Heading3"/>
+        <w:spacing w:line="259" w:lineRule="auto" w:after="60"/>
       </w:pPr>
       <w:r>
         <w:rPr>
@@ -638,6 +751,7 @@
     </w:p>
     <w:p>
       <w:pPr>
+        <w:spacing w:line="259" w:lineRule="auto" w:after="60"/>
         <w:jc w:val="left"/>
       </w:pPr>
       <w:r>
@@ -647,6 +761,7 @@
     <w:p>
       <w:pPr>
         <w:pStyle w:val="Heading3"/>
+        <w:spacing w:line="259" w:lineRule="auto" w:after="60"/>
       </w:pPr>
       <w:r>
         <w:rPr>
@@ -657,6 +772,7 @@
     </w:p>
     <w:p>
       <w:pPr>
+        <w:spacing w:line="259" w:lineRule="auto" w:after="60"/>
         <w:jc w:val="left"/>
       </w:pPr>
       <w:r>
@@ -666,6 +782,7 @@
     <w:p>
       <w:pPr>
         <w:pStyle w:val="Heading3"/>
+        <w:spacing w:line="259" w:lineRule="auto" w:after="60"/>
       </w:pPr>
       <w:r>
         <w:rPr>
@@ -677,6 +794,7 @@
     <w:p>
       <w:pPr>
         <w:pStyle w:val="Heading3"/>
+        <w:spacing w:line="259" w:lineRule="auto" w:after="60"/>
       </w:pPr>
       <w:r>
         <w:rPr>
@@ -687,6 +805,7 @@
     </w:p>
     <w:p>
       <w:pPr>
+        <w:spacing w:line="259" w:lineRule="auto" w:after="60"/>
         <w:jc w:val="left"/>
       </w:pPr>
       <w:r>
@@ -696,6 +815,7 @@
     <w:p>
       <w:pPr>
         <w:pStyle w:val="Heading3"/>
+        <w:spacing w:line="259" w:lineRule="auto" w:after="60"/>
       </w:pPr>
       <w:r>
         <w:rPr>
@@ -706,6 +826,7 @@
     </w:p>
     <w:p>
       <w:pPr>
+        <w:spacing w:line="259" w:lineRule="auto" w:after="60"/>
         <w:jc w:val="left"/>
       </w:pPr>
       <w:r>
@@ -715,6 +836,7 @@
     <w:p>
       <w:pPr>
         <w:pStyle w:val="Heading3"/>
+        <w:spacing w:line="259" w:lineRule="auto" w:after="60"/>
       </w:pPr>
       <w:r>
         <w:rPr>
@@ -725,6 +847,7 @@
     </w:p>
     <w:p>
       <w:pPr>
+        <w:spacing w:line="259" w:lineRule="auto" w:after="60"/>
         <w:jc w:val="left"/>
       </w:pPr>
       <w:r>
@@ -734,6 +857,7 @@
     <w:p>
       <w:pPr>
         <w:pStyle w:val="Heading3"/>
+        <w:spacing w:line="259" w:lineRule="auto" w:after="60"/>
       </w:pPr>
       <w:r>
         <w:rPr>
@@ -744,16 +868,22 @@
     </w:p>
     <w:p>
       <w:pPr>
+        <w:spacing w:line="259" w:lineRule="auto" w:after="60"/>
         <w:jc w:val="left"/>
       </w:pPr>
       <w:r>
         <w:t>Die sachgrundlose Befristung des Senior-Advisor-Anteils (§ 14 Abs. 2 TzBfG) überschreitet mit den Verlängerungen III und IV (ab September 2024) die gesetzliche Höchstdauer von 24 Monaten. Die mündlichen Verlängerungen verstoßen zudem gegen § 14 Abs. 4 TzBfG. Der Senior-Advisor-Anteil gilt als auf unbestimmte Zeit vereinbart (§ 16 Satz 1 TzBfG).</w:t>
       </w:r>
     </w:p>
-    <w:p/>
     <w:p>
       <w:pPr>
+        <w:spacing w:line="259" w:lineRule="auto" w:after="60"/>
+      </w:pPr>
+    </w:p>
+    <w:p>
+      <w:pPr>
         <w:pStyle w:val="Heading2"/>
+        <w:spacing w:line="259" w:lineRule="auto" w:after="60"/>
       </w:pPr>
       <w:r>
         <w:rPr>
@@ -765,6 +895,7 @@
     <w:p>
       <w:pPr>
         <w:pStyle w:val="ListBullet"/>
+        <w:spacing w:line="259" w:lineRule="auto" w:after="60"/>
       </w:pPr>
       <w:r>
         <w:t>Anlage K 1: Arbeitsvertrag mit Nachträgen I und II</w:t>
@@ -773,6 +904,7 @@
     <w:p>
       <w:pPr>
         <w:pStyle w:val="ListBullet"/>
+        <w:spacing w:line="259" w:lineRule="auto" w:after="60"/>
       </w:pPr>
       <w:r>
         <w:t>Anlage K 2: Gesprächsnotizen Körber zu Kemnitz-Gesprächen</w:t>
@@ -781,6 +913,7 @@
     <w:p>
       <w:pPr>
         <w:pStyle w:val="ListBullet"/>
+        <w:spacing w:line="259" w:lineRule="auto" w:after="60"/>
       </w:pPr>
       <w:r>
         <w:t>Anlage K 3: E-Mail Körber an Branitz 29.07.2024 (BEM-Anfrage)</w:t>
@@ -789,6 +922,7 @@
     <w:p>
       <w:pPr>
         <w:pStyle w:val="ListBullet"/>
+        <w:spacing w:line="259" w:lineRule="auto" w:after="60"/>
       </w:pPr>
       <w:r>
         <w:t>Anlage K 4: E-Mail Branitz an Körber 05.08.2024</w:t>
@@ -797,6 +931,7 @@
     <w:p>
       <w:pPr>
         <w:pStyle w:val="ListBullet"/>
+        <w:spacing w:line="259" w:lineRule="auto" w:after="60"/>
       </w:pPr>
       <w:r>
         <w:t>Anlage K 5: E-Mail-Korrespondenz Branitz 28.04.–23.05.2025 (sechs E-Mails)</w:t>
@@ -805,6 +940,7 @@
     <w:p>
       <w:pPr>
         <w:pStyle w:val="ListBullet"/>
+        <w:spacing w:line="259" w:lineRule="auto" w:after="60"/>
       </w:pPr>
       <w:r>
         <w:t>Anlage K 6: Aufhebungsvertragsentwurf Steinhoff SE (undatiert, übergeben 28.04.2025)</w:t>
@@ -813,6 +949,7 @@
     <w:p>
       <w:pPr>
         <w:pStyle w:val="ListBullet"/>
+        <w:spacing w:line="259" w:lineRule="auto" w:after="60"/>
       </w:pPr>
       <w:r>
         <w:t>Anlage K 7: Anhörungsschreiben GF an BR 19.05.2025</w:t>
@@ -821,6 +958,7 @@
     <w:p>
       <w:pPr>
         <w:pStyle w:val="ListBullet"/>
+        <w:spacing w:line="259" w:lineRule="auto" w:after="60"/>
       </w:pPr>
       <w:r>
         <w:t>Anlage K 8: BR-Sitzungsprotokoll 20.05.2025</w:t>
@@ -829,6 +967,7 @@
     <w:p>
       <w:pPr>
         <w:pStyle w:val="ListBullet"/>
+        <w:spacing w:line="259" w:lineRule="auto" w:after="60"/>
       </w:pPr>
       <w:r>
         <w:t>Anlage K 9: BR-Widerspruchsschreiben 22.05.2025</w:t>
@@ -837,6 +976,7 @@
     <w:p>
       <w:pPr>
         <w:pStyle w:val="ListBullet"/>
+        <w:spacing w:line="259" w:lineRule="auto" w:after="60"/>
       </w:pPr>
       <w:r>
         <w:t>Anlage K 10: AU-Bescheinigungen (5 AU-Phasen, Juli 2024 – April 2025)</w:t>
@@ -845,6 +985,7 @@
     <w:p>
       <w:pPr>
         <w:pStyle w:val="ListBullet"/>
+        <w:spacing w:line="259" w:lineRule="auto" w:after="60"/>
       </w:pPr>
       <w:r>
         <w:t>Anlage K 11: EntgTranspG-Anfrage und Antwort (Körber 04.03.2024 / Branitz 14.06.2024)</w:t>
@@ -853,6 +994,7 @@
     <w:p>
       <w:pPr>
         <w:pStyle w:val="ListBullet"/>
+        <w:spacing w:line="259" w:lineRule="auto" w:after="60"/>
       </w:pPr>
       <w:r>
         <w:t>Anlage K 12: Stellenbeschreibungen Werkleiter/in Eberswalde 2015 (Wolters) und 2021 (Körber)</w:t>
@@ -860,6 +1002,7 @@
     </w:p>
     <w:p>
       <w:pPr>
+        <w:spacing w:line="259" w:lineRule="auto" w:after="60"/>
         <w:jc w:val="left"/>
       </w:pPr>
       <w:r>
@@ -869,6 +1012,7 @@
     <w:p>
       <w:pPr>
         <w:pStyle w:val="ListBullet"/>
+        <w:spacing w:line="259" w:lineRule="auto" w:after="60"/>
       </w:pPr>
       <w:r>
         <w:t>Sabine Trzebinski, Betriebsratsvorsitzende, Werk Eberswalde: Zu BR-Sitzung, Konsultationsverfahren, BEM-Fehlen</w:t>
@@ -877,6 +1021,7 @@
     <w:p>
       <w:pPr>
         <w:pStyle w:val="ListBullet"/>
+        <w:spacing w:line="259" w:lineRule="auto" w:after="60"/>
       </w:pPr>
       <w:r>
         <w:t>Dr. med. Corinna Jäkel, Fachärztin, Eberswalde: Zur Gesundheitsprognose und zu Körbers Schilderung der Kemnitz-Gespräche</w:t>
@@ -885,14 +1030,20 @@
     <w:p>
       <w:pPr>
         <w:pStyle w:val="ListBullet"/>
+        <w:spacing w:line="259" w:lineRule="auto" w:after="60"/>
       </w:pPr>
       <w:r>
         <w:t>Cornelia Dratwa (Adresse zu ermitteln): Zur Vergütung von Bernd Wolters</w:t>
       </w:r>
     </w:p>
-    <w:p/>
     <w:p>
       <w:pPr>
+        <w:spacing w:line="259" w:lineRule="auto" w:after="60"/>
+      </w:pPr>
+    </w:p>
+    <w:p>
+      <w:pPr>
+        <w:spacing w:line="259" w:lineRule="auto" w:after="60"/>
         <w:jc w:val="left"/>
       </w:pPr>
       <w:r>
@@ -901,6 +1052,7 @@
     </w:p>
     <w:p>
       <w:pPr>
+        <w:spacing w:line="259" w:lineRule="auto" w:after="60"/>
         <w:jc w:val="left"/>
       </w:pPr>
       <w:r>
@@ -909,6 +1061,7 @@
     </w:p>
     <w:p>
       <w:pPr>
+        <w:spacing w:line="259" w:lineRule="auto" w:after="60"/>
         <w:jc w:val="left"/>
       </w:pPr>
       <w:r>
@@ -916,13 +1069,58 @@
       </w:r>
     </w:p>
     <w:sectPr>
+      <w:headerReference w:type="default" r:id="rId9"/>
+      <w:footerReference w:type="default" r:id="rId10"/>
       <w:pgSz w:w="11906" w:h="16838"/>
-      <w:pgMar w:top="1417" w:right="1417" w:bottom="1417" w:left="1417" w:header="720" w:footer="720" w:gutter="0"/>
+      <w:pgMar w:top="1191" w:right="1247" w:bottom="1134" w:left="1361" w:header="720" w:footer="720" w:gutter="0"/>
       <w:cols w:space="720"/>
       <w:docGrid w:linePitch="360"/>
     </w:sectPr>
   </w:body>
 </w:document>
+</file>
+
+<file path=word/footer1.xml><?xml version="1.0" encoding="utf-8"?>
+<w:ftr xmlns:m="http://schemas.openxmlformats.org/officeDocument/2006/math" xmlns:mc="http://schemas.openxmlformats.org/markup-compatibility/2006" xmlns:mo="http://schemas.microsoft.com/office/mac/office/2008/main" xmlns:mv="urn:schemas-microsoft-com:mac:vml" xmlns:o="urn:schemas-microsoft-com:office:office" xmlns:r="http://schemas.openxmlformats.org/officeDocument/2006/relationships" xmlns:v="urn:schemas-microsoft-com:vml" xmlns:w10="urn:schemas-microsoft-com:office:word" xmlns:w14="http://schemas.microsoft.com/office/word/2010/wordml" xmlns:w="http://schemas.openxmlformats.org/wordprocessingml/2006/main" xmlns:wne="http://schemas.microsoft.com/office/word/2006/wordml" xmlns:wp14="http://schemas.microsoft.com/office/word/2010/wordprocessingDrawing" xmlns:wp="http://schemas.openxmlformats.org/drawingml/2006/wordprocessingDrawing" xmlns:wpc="http://schemas.microsoft.com/office/word/2010/wordprocessingCanvas" xmlns:wpg="http://schemas.microsoft.com/office/word/2010/wordprocessingGroup" xmlns:wpi="http://schemas.microsoft.com/office/word/2010/wordprocessingInk" xmlns:wps="http://schemas.microsoft.com/office/word/2010/wordprocessingShape" mc:Ignorable="w14 wp14">
+  <w:p>
+    <w:pPr>
+      <w:pStyle w:val="Footer"/>
+      <w:jc w:val="left"/>
+    </w:pPr>
+    <w:r/>
+    <w:r>
+      <w:rPr>
+        <w:rFonts w:ascii="Times New Roman" w:hAnsi="Times New Roman"/>
+        <w:b w:val="0"/>
+        <w:color w:val="777777"/>
+        <w:sz w:val="17"/>
+      </w:rPr>
+      <w:t>Vertraulich | Bearbeitungsstand Juli 2026 | nur zur Aktenbearbeitung</w:t>
+    </w:r>
+  </w:p>
+</w:ftr>
+</file>
+
+<file path=word/header1.xml><?xml version="1.0" encoding="utf-8"?>
+<w:hdr xmlns:m="http://schemas.openxmlformats.org/officeDocument/2006/math" xmlns:mc="http://schemas.openxmlformats.org/markup-compatibility/2006" xmlns:mo="http://schemas.microsoft.com/office/mac/office/2008/main" xmlns:mv="urn:schemas-microsoft-com:mac:vml" xmlns:o="urn:schemas-microsoft-com:office:office" xmlns:r="http://schemas.openxmlformats.org/officeDocument/2006/relationships" xmlns:v="urn:schemas-microsoft-com:vml" xmlns:w10="urn:schemas-microsoft-com:office:word" xmlns:w14="http://schemas.microsoft.com/office/word/2010/wordml" xmlns:w="http://schemas.openxmlformats.org/wordprocessingml/2006/main" xmlns:wne="http://schemas.microsoft.com/office/word/2006/wordml" xmlns:wp14="http://schemas.microsoft.com/office/word/2010/wordprocessingDrawing" xmlns:wp="http://schemas.openxmlformats.org/drawingml/2006/wordprocessingDrawing" xmlns:wpc="http://schemas.microsoft.com/office/word/2010/wordprocessingCanvas" xmlns:wpg="http://schemas.microsoft.com/office/word/2010/wordprocessingGroup" xmlns:wpi="http://schemas.microsoft.com/office/word/2010/wordprocessingInk" xmlns:wps="http://schemas.microsoft.com/office/word/2010/wordprocessingShape" mc:Ignorable="w14 wp14">
+  <w:p>
+    <w:pPr>
+      <w:pStyle w:val="Header"/>
+      <w:jc w:val="left"/>
+    </w:pPr>
+    <w:r/>
+    <w:r>
+      <w:rPr>
+        <w:rFonts w:ascii="Times New Roman" w:hAnsi="Times New Roman"/>
+        <w:b w:val="0"/>
+        <w:i w:val="0"/>
+        <w:color w:val="666666"/>
+        <w:sz w:val="17"/>
+      </w:rPr>
+      <w:t>Klotzkette Rechtsanwaltsgesellschaft mbH | Arbeitsrechtliche Mandatsakte | Bearbeitungsstand Juli 2026</w:t>
+    </w:r>
+  </w:p>
+</w:hdr>
 </file>
 
 <file path=word/numbering.xml><?xml version="1.0" encoding="utf-8"?>
@@ -1639,11 +1837,12 @@
       <w:contextualSpacing/>
     </w:pPr>
     <w:rPr>
-      <w:rFonts w:asciiTheme="majorHAnsi" w:eastAsiaTheme="majorEastAsia" w:hAnsiTheme="majorHAnsi" w:cstheme="majorBidi"/>
+      <w:rFonts w:asciiTheme="majorHAnsi" w:eastAsiaTheme="majorEastAsia" w:hAnsiTheme="majorHAnsi" w:cstheme="majorBidi" w:ascii="Times New Roman" w:hAnsi="Times New Roman"/>
+      <w:b/>
       <w:color w:val="17365D" w:themeColor="text2" w:themeShade="BF"/>
       <w:spacing w:val="5"/>
       <w:kern w:val="28"/>
-      <w:sz w:val="52"/>
+      <w:sz w:val="30"/>
       <w:szCs w:val="52"/>
     </w:rPr>
   </w:style>

--- a/testakten/arbeitsrecht-kuendigungsdrama-koerber-werk/20_schriftsatzkern_kuendigungsschutzklage_entwurf.docx
+++ b/testakten/arbeitsrecht-kuendigungsdrama-koerber-werk/20_schriftsatzkern_kuendigungsschutzklage_entwurf.docx
@@ -22,7 +22,7 @@
         <w:jc w:val="left"/>
       </w:pPr>
       <w:r>
-        <w:t>Stand: 07.06.2025. Noch nicht eingereicht. Einreichung geplant bis 09.06.2025 beim ArbG Frankfurt (Oder). Klagefrist: 12.06.2025 (§ 4 KSchG).</w:t>
+        <w:t>Stand: 07.06.2025. Noch nicht eingereicht. Einreichung geplant bis 09.06.2025 beim ArbG Frankfurt (Oder). Klagefrist: 12.06.2025 (Paragraf 4 KSchG).</w:t>
       </w:r>
     </w:p>
     <w:p>
@@ -127,7 +127,7 @@
         <w:jc w:val="left"/>
       </w:pPr>
       <w:r>
-        <w:t>Goepelstraße 4</w:t>
+        <w:t>Göpelstraße 4</w:t>
       </w:r>
     </w:p>
     <w:p>
@@ -341,7 +341,7 @@
         <w:jc w:val="left"/>
       </w:pPr>
       <w:r>
-        <w:t>Hilfsweise zu Antrag 1: Es wird festgestellt, dass das Arbeitsverhältnis der Klägerin durch die Kündigung vom 22.05.2025 nicht aufgelöst worden ist, weil die Massenentlassungsanzeige nach § 17 KSchG nicht oder nicht ordnungsgemäß vor Ausspruch der Kündigung erstattet worden ist.</w:t>
+        <w:t>Hilfsweise zu Antrag 1: Es wird festgestellt, dass das Arbeitsverhältnis der Klägerin durch die Kündigung vom 22.05.2025 nicht aufgelöst worden ist, weil die Massenentlassungsanzeige nach Paragraf 17 KSchG nicht oder nicht ordnungsgemäß vor Ausspruch der Kündigung erstattet worden ist.</w:t>
       </w:r>
     </w:p>
     <w:p>
@@ -362,7 +362,7 @@
         <w:jc w:val="left"/>
       </w:pPr>
       <w:r>
-        <w:t>Hilfsweise zu Antrag 1: Es wird festgestellt, dass die Kündigung vom 22.05.2025 unwirksam ist, weil die Anhörung des Betriebsrats nach § 102 Abs. 1 BetrVG nicht ordnungsgemäß durchgeführt worden ist.</w:t>
+        <w:t>Hilfsweise zu Antrag 1: Es wird festgestellt, dass die Kündigung vom 22.05.2025 unwirksam ist, weil die Anhörung des Betriebsrats nach Paragraf 102 Abs. 1 BetrVG nicht ordnungsgemäß durchgeführt worden ist.</w:t>
       </w:r>
     </w:p>
     <w:p>
@@ -460,7 +460,7 @@
         <w:jc w:val="left"/>
       </w:pPr>
       <w:r>
-        <w:t xml:space="preserve">Vorl. Streitwert: 3 × monatliches Bruttojahreseinkommen (§ 42 Abs. 2 GKG) = 3 × 12.617 EUR = 37.850 EUR (Hauptantrag) zzgl. Urlaubsabgeltung 20.368 EUR zzgl. Senior Advisor 12.600 EUR (1 Jahresanteil) = vorläufig </w:t>
+        <w:t xml:space="preserve">Vorl. Streitwert: 3 × monatliches Bruttojahreseinkommen (Paragraf 42 Abs. 2 GKG) = 3 × 12.617 EUR = 37.850 EUR (Hauptantrag) zzgl. Urlaubsabgeltung 20.368 EUR zzgl. Senior Advisor 12.600 EUR (1 Jahresanteil) = vorläufig </w:t>
       </w:r>
       <w:r>
         <w:rPr>
@@ -555,7 +555,7 @@
         <w:jc w:val="left"/>
       </w:pPr>
       <w:r>
-        <w:t>Die zeitliche Koinzidenz von Meldung (12.05.2024), Beginn der Kemnitz-Gespräche (20.06.2024) und Ausbruch der ersten Erkrankungsphase (25.06.2024) begründet die Vermutung nach § 36 Abs. 2 HinSchG, dass die Maßnahmen eine Repressalie im Sinne des Hinweisgeberschutzgesetzes darstellen.</w:t>
+        <w:t>Die zeitliche Koinzidenz von Meldung (12.05.2024), Beginn der Kemnitz-Gespräche (20.06.2024) und Ausbruch der ersten Erkrankungsphase (25.06.2024) begründet die Vermutung nach Paragraf 36 Abs. 2 HinSchG, dass die Maßnahmen eine Repressalie im Sinne des Hinweisgeberschutzgesetzes darstellen.</w:t>
       </w:r>
     </w:p>
     <w:p>
@@ -576,7 +576,7 @@
         <w:jc w:val="left"/>
       </w:pPr>
       <w:r>
-        <w:t>Zwischen dem 25.06.2024 und dem Ende der fünften AU-Phase am 02.04.2025 war die Klägerin an insgesamt 84 Arbeitstagen (auf fünf AU-Episoden verteilt) arbeitsunfähig. Am 29.07.2024 erbat die Klägerin ausdrücklich die Durchführung eines Betrieblichen Eingliederungsmanagements nach § 167 Abs. 2 SGB IX. Die Beklagte antwortete am 05.08.2024, man werde „die Situation beobachten." Ein BEM-Verfahren wurde nicht eingeleitet; der Betriebsrat wurde zu keinem Zeitpunkt beteiligt.</w:t>
+        <w:t>Zwischen dem 25.06.2024 und dem Ende der fünften AU-Phase am 02.04.2025 war die Klägerin an insgesamt 84 Arbeitstagen (auf fünf AU-Episoden verteilt) arbeitsunfähig. Am 29.07.2024 erbat die Klägerin ausdrücklich die Durchführung eines Betrieblichen Eingliederungsmanagements nach Paragraf 167 Abs. 2 SGB IX. Die Beklagte antwortete am 05.08.2024, man werde „die Situation beobachten." Ein BEM-Verfahren wurde nicht eingeleitet; der Betriebsrat wurde zu keinem Zeitpunkt beteiligt.</w:t>
       </w:r>
     </w:p>
     <w:p>
@@ -701,7 +701,7 @@
         <w:jc w:val="left"/>
       </w:pPr>
       <w:r>
-        <w:t>Das Arbeitsgericht Frankfurt (Oder) ist sachlich und örtlich zuständig (§§ 2 Abs. 1 Nr. 3a, 8 ArbGG). Die Klagefrist nach § 4 Satz 1 KSchG beträgt drei Wochen ab Zugang der Kündigung (22.05.2025). Fristablauf: 12.06.2025. Die Klage wird am 09.06.2025 eingereicht.</w:t>
+        <w:t>Das Arbeitsgericht Frankfurt (Oder) ist sachlich und örtlich zuständig (Paragrafen 2 Abs. 1 Nr. 3a, 8 ArbGG). Die Klagefrist nach Paragraf 4 Satz 1 KSchG beträgt drei Wochen ab Zugang der Kündigung (22.05.2025). Fristablauf: 12.06.2025. Die Klage wird am 09.06.2025 eingereicht.</w:t>
       </w:r>
     </w:p>
     <w:p>
@@ -755,7 +755,7 @@
         <w:jc w:val="left"/>
       </w:pPr>
       <w:r>
-        <w:t>Die Beklagte hat kein BEM-Verfahren durchgeführt, obwohl die gesetzlichen Voraussetzungen nach § 167 Abs. 2 SGB IX bereits nach dem ersten AU-Block (25.06.–07.08.2024) vorlagen. Die Klägerin hat ausdrücklich um ein BEM ersucht (29.07.2024). Die Beklagte ist daher verpflichtet, konkret darzulegen, dass ein BEM-Verfahren keine geeigneten Maßnahmen zur Überwindung der Arbeitsunfähigkeit oder zur Prävention weiterer Fehlzeiten hätte ergeben können (BAG 20.11.2014 – 2 AZR 755/13). Diese Darlegung ist der Beklagten nicht möglich: Es bestanden Möglichkeiten für einen Aufgabenwechsel, eine vorübergehende Umverteilung von Aufgaben und eine psychosoziale Begleitung.</w:t>
+        <w:t>Die Beklagte hat kein BEM-Verfahren durchgeführt, obwohl die gesetzlichen Voraussetzungen nach Paragraf 167 Abs. 2 SGB IX bereits nach dem ersten AU-Block (25.06.–07.08.2024) vorlagen. Die Klägerin hat ausdrücklich um ein BEM ersucht (29.07.2024). Die Beklagte ist daher verpflichtet, konkret darzulegen, dass ein BEM-Verfahren keine geeigneten Maßnahmen zur Überwindung der Arbeitsunfähigkeit oder zur Prävention weiterer Fehlzeiten hätte ergeben können (BAG 20.11.2014 – 2 AZR 755/13). Diese Darlegung ist der Beklagten nicht möglich: Es bestanden Möglichkeiten für einen Aufgabenwechsel, eine vorübergehende Umverteilung von Aufgaben und eine psychosoziale Begleitung.</w:t>
       </w:r>
     </w:p>
     <w:p>
@@ -767,7 +767,7 @@
         <w:rPr>
           <w:rFonts w:ascii="Times New Roman" w:hAnsi="Times New Roman"/>
         </w:rPr>
-        <w:t>2.3 Repressalie nach § 36 HinSchG / § 612a BGB</w:t>
+        <w:t>2.3 Repressalie nach Paragraf 36 HinSchG / Paragraf 612a BGB</w:t>
       </w:r>
     </w:p>
     <w:p>
@@ -776,7 +776,7 @@
         <w:jc w:val="left"/>
       </w:pPr>
       <w:r>
-        <w:t>Die zeitliche Abfolge von HinSchG-Meldung (12.05.2024), Repressalie-Gesprächen (Juni/Juli 2024), Erkrankungsausbruch (25.06.2024) und schließlich der Kündigung (22.05.2025) begründet die gesetzliche Vermutung nach § 36 Abs. 2 HinSchG. Die Beklagte muss darlegen und beweisen, dass die Kündigung nicht auf der HinSchG-Meldung beruht. Dies ist ihr — angesichts der dokumentierten Kemnitz-Gespräche, der Branitz-E-Mails und des Druckaufbaus im Zusammenhang mit dem Aufhebungsvertrag — nicht möglich.</w:t>
+        <w:t>Die zeitliche Abfolge von HinSchG-Meldung (12.05.2024), Repressalie-Gesprächen (Juni/Juli 2024), Erkrankungsausbruch (25.06.2024) und schließlich der Kündigung (22.05.2025) begründet die gesetzliche Vermutung nach Paragraf 36 Abs. 2 HinSchG. Die Beklagte muss darlegen und beweisen, dass die Kündigung nicht auf der HinSchG-Meldung beruht. Dies ist ihr — angesichts der dokumentierten Kemnitz-Gespräche, der Branitz-E-Mails und des Druckaufbaus im Zusammenhang mit dem Aufhebungsvertrag — nicht möglich.</w:t>
       </w:r>
     </w:p>
     <w:p>
@@ -809,7 +809,7 @@
         <w:jc w:val="left"/>
       </w:pPr>
       <w:r>
-        <w:t>Die Beklagte beabsichtigt, alle 312 Mitarbeiter des Werks Eberswalde zu entlassen. Die Massenentlassungsanzeige nach § 17 Abs. 1 KSchG ist Wirksamkeitsvoraussetzung für alle ausgesprochenen Kündigungen. Nach Kenntnis der Klägerin war die Anzeige bei Ausspruch der Kündigung am 22.05.2025 noch nicht erstattet. Eine vor Erstattung der Anzeige ausgesprochene Kündigung ist unwirksam (BAG 22.09.2016 – 2 AZR 276/16).</w:t>
+        <w:t>Die Beklagte beabsichtigt, alle 312 Mitarbeiter des Werks Eberswalde zu entlassen. Die Massenentlassungsanzeige nach Paragraf 17 Abs. 1 KSchG ist Wirksamkeitsvoraussetzung für alle ausgesprochenen Kündigungen. Nach Kenntnis der Klägerin war die Anzeige bei Ausspruch der Kündigung am 22.05.2025 noch nicht erstattet. Eine vor Erstattung der Anzeige ausgesprochene Kündigung ist unwirksam (BAG 22.09.2016 – 2 AZR 276/16).</w:t>
       </w:r>
     </w:p>
     <w:p>
@@ -872,7 +872,7 @@
         <w:jc w:val="left"/>
       </w:pPr>
       <w:r>
-        <w:t>Die sachgrundlose Befristung des Senior-Advisor-Anteils (§ 14 Abs. 2 TzBfG) überschreitet mit den Verlängerungen III und IV (ab September 2024) die gesetzliche Höchstdauer von 24 Monaten. Die mündlichen Verlängerungen verstoßen zudem gegen § 14 Abs. 4 TzBfG. Der Senior-Advisor-Anteil gilt als auf unbestimmte Zeit vereinbart (§ 16 Satz 1 TzBfG).</w:t>
+        <w:t>Die sachgrundlose Befristung des Senior-Advisor-Anteils (Paragraf 14 Abs. 2 TzBfG) überschreitet mit den Verlängerungen III und IV (ab September 2024) die gesetzliche Höchstdauer von 24 Monaten. Die mündlichen Verlängerungen verstoßen zudem gegen Paragraf 14 Abs. 4 TzBfG. Der Senior-Advisor-Anteil gilt als auf unbestimmte Zeit vereinbart (Paragraf 16 Satz 1 TzBfG).</w:t>
       </w:r>
     </w:p>
     <w:p>
